--- a/nectab/nectab.docx
+++ b/nectab/nectab.docx
@@ -8,7 +8,7 @@
         <w:pStyle w:val="Title"/>
         <w:rPr/>
       </w:pPr>
-      <w:bookmarkStart w:colFirst="0" w:colLast="0" w:name="_4xxh589dagvi" w:id="0"/>
+      <w:bookmarkStart w:colFirst="0" w:colLast="0" w:name="_4lu84xo2rgub" w:id="0"/>
       <w:bookmarkEnd w:id="0"/>
       <w:r>
         <w:rPr>
@@ -22,14 +22,19 @@
         <w:pStyle w:val="Heading1"/>
         <w:rPr/>
       </w:pPr>
-      <w:bookmarkStart w:colFirst="0" w:colLast="0" w:name="_4za0wyriondy" w:id="1"/>
+      <w:bookmarkStart w:colFirst="0" w:colLast="0" w:name="_egmkd69ixog" w:id="1"/>
       <w:bookmarkEnd w:id="1"/>
       <w:r>
         <w:rPr>
-          <w:rFonts w:ascii="Arial Unicode MS" w:cs="Arial Unicode MS" w:eastAsia="Arial Unicode MS" w:hAnsi="Arial Unicode MS"/>
+          <w:rFonts w:ascii="Arimo" w:cs="Arimo" w:eastAsia="Arimo" w:hAnsi="Arimo"/>
           <w:rtl w:val="0"/>
         </w:rPr>
         <w:t xml:space="preserve">購入</w:t>
+      </w:r>
+      <w:r>
+        <w:rPr>
+          <w:rtl w:val="0"/>
+        </w:rPr>
       </w:r>
     </w:p>
     <w:p>
@@ -42,12 +47,12 @@
           <wp:inline distB="114300" distT="114300" distL="114300" distR="114300">
             <wp:extent cx="2648532" cy="5327076"/>
             <wp:effectExtent b="0" l="0" r="0" t="0"/>
-            <wp:docPr id="2" name="image1.jpg"/>
+            <wp:docPr id="1" name="image1.png"/>
             <a:graphic>
               <a:graphicData uri="http://schemas.openxmlformats.org/drawingml/2006/picture">
                 <pic:pic>
                   <pic:nvPicPr>
-                    <pic:cNvPr id="0" name="image1.jpg"/>
+                    <pic:cNvPr id="0" name="image1.png"/>
                     <pic:cNvPicPr preferRelativeResize="0"/>
                   </pic:nvPicPr>
                   <pic:blipFill>
@@ -82,11 +87,11 @@
         <w:pStyle w:val="Heading1"/>
         <w:rPr/>
       </w:pPr>
-      <w:bookmarkStart w:colFirst="0" w:colLast="0" w:name="_u3a6zsxwy4dd" w:id="2"/>
+      <w:bookmarkStart w:colFirst="0" w:colLast="0" w:name="_niej30a5vjf7" w:id="2"/>
       <w:bookmarkEnd w:id="2"/>
       <w:r>
         <w:rPr>
-          <w:rFonts w:ascii="Arial Unicode MS" w:cs="Arial Unicode MS" w:eastAsia="Arial Unicode MS" w:hAnsi="Arial Unicode MS"/>
+          <w:rFonts w:ascii="Arimo" w:cs="Arimo" w:eastAsia="Arimo" w:hAnsi="Arimo"/>
           <w:rtl w:val="0"/>
         </w:rPr>
         <w:t xml:space="preserve">仕様</w:t>
@@ -97,12 +102,12 @@
           <wp:inline distB="114300" distT="114300" distL="114300" distR="114300">
             <wp:extent cx="6291263" cy="8388350"/>
             <wp:effectExtent b="0" l="0" r="0" t="0"/>
-            <wp:docPr id="1" name="image2.png"/>
+            <wp:docPr id="3" name="image3.png"/>
             <a:graphic>
               <a:graphicData uri="http://schemas.openxmlformats.org/drawingml/2006/picture">
                 <pic:pic>
                   <pic:nvPicPr>
-                    <pic:cNvPr id="0" name="image2.png"/>
+                    <pic:cNvPr id="0" name="image3.png"/>
                     <pic:cNvPicPr preferRelativeResize="0"/>
                   </pic:nvPicPr>
                   <pic:blipFill>
@@ -142,12 +147,12 @@
           <wp:inline distB="114300" distT="114300" distL="114300" distR="114300">
             <wp:extent cx="2495550" cy="6991350"/>
             <wp:effectExtent b="0" l="0" r="0" t="0"/>
-            <wp:docPr id="3" name="image3.png"/>
+            <wp:docPr id="2" name="image2.png"/>
             <a:graphic>
               <a:graphicData uri="http://schemas.openxmlformats.org/drawingml/2006/picture">
                 <pic:pic>
                   <pic:nvPicPr>
-                    <pic:cNvPr id="0" name="image3.png"/>
+                    <pic:cNvPr id="0" name="image2.png"/>
                     <pic:cNvPicPr preferRelativeResize="0"/>
                   </pic:nvPicPr>
                   <pic:blipFill>
@@ -175,6 +180,31 @@
         <w:rPr>
           <w:rtl w:val="0"/>
         </w:rPr>
+      </w:r>
+    </w:p>
+    <w:p>
+      <w:pPr>
+        <w:pStyle w:val="Heading1"/>
+        <w:rPr/>
+      </w:pPr>
+      <w:bookmarkStart w:colFirst="0" w:colLast="0" w:name="_ibz2bqq8f1m" w:id="3"/>
+      <w:bookmarkEnd w:id="3"/>
+      <w:r>
+        <w:rPr>
+          <w:rtl w:val="0"/>
+        </w:rPr>
+        <w:t xml:space="preserve">BIOS</w:t>
+      </w:r>
+    </w:p>
+    <w:p>
+      <w:pPr>
+        <w:rPr/>
+      </w:pPr>
+      <w:r>
+        <w:rPr>
+          <w:rtl w:val="0"/>
+        </w:rPr>
+        <w:t xml:space="preserve">電源を入れ、すぐに音量調節ボタン（－）、または【F2】を数回押す</w:t>
       </w:r>
     </w:p>
     <w:sectPr>
@@ -248,6 +278,7 @@
     </w:pPr>
     <w:rPr>
       <w:b w:val="0"/>
+      <w:bCs w:val="0"/>
       <w:sz w:val="32"/>
       <w:szCs w:val="32"/>
     </w:rPr>
@@ -264,6 +295,7 @@
     </w:pPr>
     <w:rPr>
       <w:b w:val="0"/>
+      <w:bCs w:val="0"/>
       <w:color w:val="434343"/>
       <w:sz w:val="28"/>
       <w:szCs w:val="28"/>
@@ -313,6 +345,7 @@
     </w:pPr>
     <w:rPr>
       <w:i w:val="1"/>
+      <w:iCs w:val="1"/>
       <w:color w:val="666666"/>
       <w:sz w:val="22"/>
       <w:szCs w:val="22"/>
@@ -346,6 +379,7 @@
     <w:rPr>
       <w:rFonts w:ascii="Arial" w:cs="Arial" w:eastAsia="Arial" w:hAnsi="Arial"/>
       <w:i w:val="0"/>
+      <w:iCs w:val="0"/>
       <w:color w:val="666666"/>
       <w:sz w:val="30"/>
       <w:szCs w:val="30"/>

--- a/nectab/nectab.docx
+++ b/nectab/nectab.docx
@@ -8,7 +8,7 @@
         <w:pStyle w:val="Title"/>
         <w:rPr/>
       </w:pPr>
-      <w:bookmarkStart w:colFirst="0" w:colLast="0" w:name="_4lu84xo2rgub" w:id="0"/>
+      <w:bookmarkStart w:colFirst="0" w:colLast="0" w:name="_vavu2be68jdc" w:id="0"/>
       <w:bookmarkEnd w:id="0"/>
       <w:r>
         <w:rPr>
@@ -22,7 +22,7 @@
         <w:pStyle w:val="Heading1"/>
         <w:rPr/>
       </w:pPr>
-      <w:bookmarkStart w:colFirst="0" w:colLast="0" w:name="_egmkd69ixog" w:id="1"/>
+      <w:bookmarkStart w:colFirst="0" w:colLast="0" w:name="_ykjzuudv3hn" w:id="1"/>
       <w:bookmarkEnd w:id="1"/>
       <w:r>
         <w:rPr>
@@ -87,7 +87,7 @@
         <w:pStyle w:val="Heading1"/>
         <w:rPr/>
       </w:pPr>
-      <w:bookmarkStart w:colFirst="0" w:colLast="0" w:name="_niej30a5vjf7" w:id="2"/>
+      <w:bookmarkStart w:colFirst="0" w:colLast="0" w:name="_atny3n66hseh" w:id="2"/>
       <w:bookmarkEnd w:id="2"/>
       <w:r>
         <w:rPr>
@@ -187,7 +187,7 @@
         <w:pStyle w:val="Heading1"/>
         <w:rPr/>
       </w:pPr>
-      <w:bookmarkStart w:colFirst="0" w:colLast="0" w:name="_ibz2bqq8f1m" w:id="3"/>
+      <w:bookmarkStart w:colFirst="0" w:colLast="0" w:name="_erimhjnfhtmp" w:id="3"/>
       <w:bookmarkEnd w:id="3"/>
       <w:r>
         <w:rPr>
@@ -205,6 +205,30 @@
           <w:rtl w:val="0"/>
         </w:rPr>
         <w:t xml:space="preserve">電源を入れ、すぐに音量調節ボタン（－）、または【F2】を数回押す</w:t>
+      </w:r>
+    </w:p>
+    <w:p>
+      <w:pPr>
+        <w:pStyle w:val="Heading1"/>
+        <w:rPr/>
+      </w:pPr>
+      <w:bookmarkStart w:colFirst="0" w:colLast="0" w:name="_z1dbhwfkl4af" w:id="4"/>
+      <w:bookmarkEnd w:id="4"/>
+      <w:r>
+        <w:rPr>
+          <w:rtl w:val="0"/>
+        </w:rPr>
+        <w:t xml:space="preserve">内部</w:t>
+      </w:r>
+    </w:p>
+    <w:p>
+      <w:pPr>
+        <w:rPr/>
+      </w:pPr>
+      <w:r>
+        <w:rPr>
+          <w:rtl w:val="0"/>
+        </w:rPr>
       </w:r>
     </w:p>
     <w:sectPr>
